--- a/rapports/16_02_2026/THIMBANE/coh_EQ5_sup_012301220021.docx
+++ b/rapports/16_02_2026/THIMBANE/coh_EQ5_sup_012301220021.docx
@@ -25,7 +25,7 @@
         <w:br/>
         <w:t>Grappe: 012301220021</w:t>
         <w:br/>
-        <w:t>Date: 16/02/2026 a 12:41</w:t>
+        <w:t>Date: 16/02/2026 a 12:58</w:t>
       </w:r>
     </w:p>
     <w:p/>
@@ -2440,7 +2440,7 @@
         <w:rPr>
           <w:sz w:val="20"/>
         </w:rPr>
-        <w:t>- Le montant dépensé de L'entreprise vente de paune à domicile pour l'achat de ces marchandises revendues en état, sans transformation ne peut être supérieur aux montants obtenus sur la revente de marchandises achetées et revendues en état au cours des 30 derniers jours ou durant le dernier mois où l'entreprise a fonctionné (s10q47 &gt; s10q46), prière de corriger. Le salaire qu'une personne de cette catégorie (10.62) a travaillé(e) dans cette entreprise vente de paune à domicile est élevé ou faible. Prière de confirmer cette information avec le QG ou de corriger.</w:t>
+        <w:t>- Le montant dépensé de L'entreprise vente de paune à domicile pour l'achat de ces marchandises revendues en état, sans transformation ne peut être supérieur aux montants obtenus sur la revente de marchandises achetées et revendues en état au cours des 30 derniers jours ou durant le dernier mois où l'entreprise a fonctionné (s10q47 &gt; s10q46), prière de corriger.</w:t>
       </w:r>
     </w:p>
     <w:p>

--- a/rapports/16_02_2026/THIMBANE/coh_EQ5_sup_012301220021.docx
+++ b/rapports/16_02_2026/THIMBANE/coh_EQ5_sup_012301220021.docx
@@ -25,7 +25,7 @@
         <w:br/>
         <w:t>Grappe: 012301220021</w:t>
         <w:br/>
-        <w:t>Date: 16/02/2026 a 12:58</w:t>
+        <w:t>Date: 16/02/2026 a 13:06</w:t>
       </w:r>
     </w:p>
     <w:p/>
@@ -283,7 +283,7 @@
           </w:tcPr>
           <w:p>
             <w:r>
-              <w:t>9</w:t>
+              <w:t>10</w:t>
             </w:r>
           </w:p>
         </w:tc>
@@ -908,7 +908,7 @@
         <w:rPr>
           <w:sz w:val="20"/>
         </w:rPr>
-        <w:t>- Attention ! Le prix unitaire d'achat (125 Fcfa) de Tomate fraîche en Sachets (Petit) est relativement élevé par rapport aux autres prix observés dans cette zone. Prière de corriger ou de confirmer avec le QG. Avertissement!! La quantité (5 litre) du produit Huile de palme raffinée consommée  par le ménage semble très élevé, prière de corriger ou confirmer avec le QG. Avertissement!! le prix unitaire (150 Fcfa) de Thé en sachet (unité: Sachets) de taille Tres petit est très faible ou élevé. Prière de corriger ou de confirmer avec le QG. Incohérence!! Dans ce ménage, chaque individus consomme par jour .5428571 Kg  de cereale; Prière de revoir les quantités prises de ces produits. Incohérence!! Dans ce ménage, chaque individus consomme par jour .5428571 Kg  de cereale; Prière de revoir les quantités prises de ces produits.</w:t>
+        <w:t>- Attention ! Le prix unitaire d'achat (125 Fcfa) de Tomate fraîche en Sachets (Petit) est relativement élevé par rapport aux autres prix observés dans cette zone. Prière de corriger ou de confirmer avec le QG. Attention ! Le prix unitaire d'achat (37.5 Fcfa) de Cube alimentaire (Maggi, Jumbo, ) en Cube (Moyen) est relativement élevé par rapport aux autres prix observés dans cette zone. Prière de corriger ou de confirmer avec le QG. Avertissement!! La quantité (5 litre) du produit Huile de palme raffinée consommée  par le ménage semble très élevé, prière de corriger ou confirmer avec le QG. Avertissement!! le prix unitaire (150 Fcfa) de Thé en sachet (unité: Sachets) de taille Tres petit est très faible ou élevé. Prière de corriger ou de confirmer avec le QG. Incohérence!! Dans ce ménage, chaque individus consomme par jour .5428571 Kg  de cereale; Prière de revoir les quantités prises de ces produits. Incohérence!! Dans ce ménage, chaque individus consomme par jour .5428571 Kg  de cereale; Prière de revoir les quantités prises de ces produits.</w:t>
       </w:r>
     </w:p>
     <w:p>
@@ -1834,7 +1834,7 @@
         <w:rPr>
           <w:sz w:val="20"/>
         </w:rPr>
-        <w:t>- Attention ! Soupçons de quantité anormale! Le ménage de DIOULDE CORREA avec une taille de 6 personnes a consommé 14 Morceau (Portion) en Moyen de Choux qui est relativement élevé comme consommation par rapport à la condition de vie des autres ménages de même taille dans cette zone. Prière de corriger ou de confirmer avec le QG. Attention ! Soupçons de quantité anormale! Le ménage de DIOULDE CORREA avec une taille de 6 personnes a consommé 21 Pièce en Moyen de Carotte qui est relativement élevé comme consommation par rapport à la condition de vie des autres ménages de même taille dans cette zone. Prière de corriger ou de confirmer avec le QG.</w:t>
+        <w:t>- Attention ! Le prix unitaire d'achat (1500 Fcfa) de Poisson frais type 9 en Pièce (Moyen) est relativement élevé par rapport aux autres prix observés dans cette zone. Prière de corriger ou de confirmer avec le QG. Attention ! Soupçons de quantité anormale! Le ménage de DIOULDE CORREA avec une taille de 6 personnes a consommé 14 Morceau (Portion) en Moyen de Choux qui est relativement élevé comme consommation par rapport à la condition de vie des autres ménages de même taille dans cette zone. Prière de corriger ou de confirmer avec le QG. Attention ! Soupçons de quantité anormale! Le ménage de DIOULDE CORREA avec une taille de 6 personnes a consommé 14 Pièce en Petit de Piment frais qui est relativement élevé comme consommation par rapport à la condition de vie des autres ménages de même taille dans cette zone. Prière de corriger ou de confirmer avec le QG. Attention ! Soupçons de quantité anormale! Le ménage de DIOULDE CORREA avec une taille de 6 personnes a consommé 21 Pièce en Moyen de Carotte qui est relativement élevé comme consommation par rapport à la condition de vie des autres ménages de même taille dans cette zone. Prière de corriger ou de confirmer avec le QG.</w:t>
       </w:r>
     </w:p>
     <w:p>
@@ -2352,7 +2352,7 @@
         <w:rPr>
           <w:sz w:val="20"/>
         </w:rPr>
-        <w:t>- La dernière fois que vous avez acheté Pamplemousse  est sandica et semble exister dans les modalités, prière de prendre attache avec le QG pour plus d'explication afin de la classer bien. Attention ! Le prix unitaire d'achat (1500 Fcfa) de Viande de poulet entier en Pièce (Moyen) est relativement faible par rapport aux autres prix observés dans cette zone. Prière de corriger ou de confirmer avec le QG. Attention ! Le prix unitaire d'achat (16.66667 Fcfa) de Eau minérale/filtrée en sachet en Sachets industriel (Petit) est relativement faible par rapport aux autres prix observés dans cette zone. Prière de corriger ou de confirmer avec le QG. Attention ! Le prix unitaire d'achat (200 Fcfa) de Aubergine sauvage  en Pièce (Petit) est relativement élevé par rapport aux autres prix observés dans cette zone. Prière de corriger ou de confirmer avec le QG. Attention ! Le prix unitaire d'achat (200 Fcfa) de Crevettes séchées en Sachets (Tres petit) est relativement élevé par rapport aux autres prix observés dans cette zone. Prière de corriger ou de confirmer avec le QG. Attention ! Le prix unitaire d'achat (25 Fcfa) de Beurre en Morceau (Portion) (Tres petit) est relativement faible par rapport aux autres prix observés dans cette zone. Prière de corriger ou de confirmer avec le QG. Attention ! Le prix unitaire d'achat (25 Fcfa) de Biscuits en Sachets industriel (Tres petit) est relativement faible par rapport aux autres prix observés dans cette zone. Prière de corriger ou de confirmer avec le QG. Attention ! Le prix unitaire d'achat (300 Fcfa) de Silure séché en Morceau (Portion) (Tres petit) est relativement élevé par rapport aux autres prix observés dans cette zone. Prière de corriger ou de confirmer avec le QG. Attention ! Le prix unitaire d'achat (50 Fcfa) de Jus de fruits type 2 (Tampico, Pressea,etc.) en Sachets industriel (Petit) est relativement faible par rapport aux autres prix observés dans cette zone. Prière de corriger ou de confirmer avec le QG. Attention ! Le prix unitaire d'achat (50 Fcfa) de Œufs frais en Pièce (taille unique) est relativement faible par rapport aux autres prix observés dans cette zone. Prière de corriger ou de confirmer avec le QG. Attention ! Le prix unitaire d'achat (500 Fcfa) de Mayonnaise en Sachets (Petit) est relativement élevé par rapport aux autres prix observés dans cette zone. Prière de corriger ou de confirmer avec le QG. Attention ! Le prix unitaire d'achat (600 Fcfa) de Lait concentré non-sucré en Pot (Petit) est relativement élevé par rapport aux autres prix observés dans cette zone. Prière de corriger ou de confirmer avec le QG. Attention ! Le prix unitaire d'achat (800 Fcfa) de Pastèque en Pièce (Moyen) est relativement faible par rapport aux autres prix observés dans cette zone. Prière de corriger ou de confirmer avec le QG. Attention ! Soupçons de quantité anormale! Le ménage de fatma siby avec une taille de 11 personnes a consommé 8.5 Kg en taille unique de Oignon frais qui est relativement élevé comme consommation par rapport à la condition de vie des autres ménages de même taille dans cette zone. Prière de corriger ou de confirmer avec le QG. Avertissement!! La quantité (4 litre) du produit Huile de soja  consommée  par le ménage semble très élevé, prière de corriger ou confirmer avec le QG. Avertissement!!! Le ménage a consommé 1 Paquet Petit de Thé en sachet, cette quantité semble anormale pour une consommation des 7 derniers jours.Prière de corriger ou de confirmer avec le QG. Avertissement!!! Le ménage a consommé 15 Pièce Tres petit de Viande de boeuf: Abats et tripes (foie, rognon, etc.), cette quantité semble anormale pour une consommation des 7 derniers jours.Prière de corriger ou de confirmer avec le QG. Difficile de consommer le Sel en Sachets industriel Petit prière de verifier. Le prix d'achat unitaire (1 Fcfa) de Beignets de farine de boulangerie en Sachets de taille Tres petit  est invraisemblable, prière de regarder les reponses prises dans les questions s07bq07a s07bq07b s07bq07c s07bq08 pour mieux corriger.</w:t>
+        <w:t>- La dernière fois que vous avez acheté Pamplemousse  est sandica et semble exister dans les modalités, prière de prendre attache avec le QG pour plus d'explication afin de la classer bien. Attention ! Le prix unitaire d'achat (1500 Fcfa) de Viande de poulet entier en Pièce (Moyen) est relativement faible par rapport aux autres prix observés dans cette zone. Prière de corriger ou de confirmer avec le QG. Attention ! Le prix unitaire d'achat (16.66667 Fcfa) de Eau minérale/filtrée en sachet en Sachets industriel (Petit) est relativement faible par rapport aux autres prix observés dans cette zone. Prière de corriger ou de confirmer avec le QG. Attention ! Le prix unitaire d'achat (200 Fcfa) de Aubergine sauvage  en Pièce (Petit) est relativement élevé par rapport aux autres prix observés dans cette zone. Prière de corriger ou de confirmer avec le QG. Attention ! Le prix unitaire d'achat (200 Fcfa) de Carotte en Pièce (Moyen) est relativement élevé par rapport aux autres prix observés dans cette zone. Prière de corriger ou de confirmer avec le QG. Attention ! Le prix unitaire d'achat (200 Fcfa) de Citron en Tas (Petit) est relativement élevé par rapport aux autres prix observés dans cette zone. Prière de corriger ou de confirmer avec le QG. Attention ! Le prix unitaire d'achat (2000 Fcfa) de Pâte d'arachide en Kg (taille unique) est relativement élevé par rapport aux autres prix observés dans cette zone. Prière de corriger ou de confirmer avec le QG. Attention ! Le prix unitaire d'achat (25 Fcfa) de Beurre en Morceau (Portion) (Tres petit) est relativement faible par rapport aux autres prix observés dans cette zone. Prière de corriger ou de confirmer avec le QG. Attention ! Le prix unitaire d'achat (25 Fcfa) de Biscuits en Sachets industriel (Tres petit) est relativement faible par rapport aux autres prix observés dans cette zone. Prière de corriger ou de confirmer avec le QG. Attention ! Le prix unitaire d'achat (300 Fcfa) de Silure séché en Morceau (Portion) (Tres petit) est relativement élevé par rapport aux autres prix observés dans cette zone. Prière de corriger ou de confirmer avec le QG. Attention ! Le prix unitaire d'achat (50 Fcfa) de Jus de fruits type 2 (Tampico, Pressea,etc.) en Sachets industriel (Petit) est relativement faible par rapport aux autres prix observés dans cette zone. Prière de corriger ou de confirmer avec le QG. Attention ! Le prix unitaire d'achat (50 Fcfa) de Œufs frais en Pièce (taille unique) est relativement faible par rapport aux autres prix observés dans cette zone. Prière de corriger ou de confirmer avec le QG. Attention ! Le prix unitaire d'achat (500 Fcfa) de Capitaine frais en Pièce (Moyen) est relativement élevé par rapport aux autres prix observés dans cette zone. Prière de corriger ou de confirmer avec le QG. Attention ! Le prix unitaire d'achat (500 Fcfa) de Mayonnaise en Sachets (Petit) est relativement élevé par rapport aux autres prix observés dans cette zone. Prière de corriger ou de confirmer avec le QG. Attention ! Le prix unitaire d'achat (500 Fcfa) de Salade (laitue) en Gousse (Petit) est relativement élevé par rapport aux autres prix observés dans cette zone. Prière de corriger ou de confirmer avec le QG. Attention ! Le prix unitaire d'achat (600 Fcfa) de Lait concentré non-sucré en Pot (Petit) est relativement élevé par rapport aux autres prix observés dans cette zone. Prière de corriger ou de confirmer avec le QG. Attention ! Soupçons de quantité anormale! Le ménage de fatma siby avec une taille de 11 personnes a consommé 14 Sachets en Petit de Poivre qui est relativement élevé comme consommation par rapport à la condition de vie des autres ménages de même taille dans cette zone. Prière de corriger ou de confirmer avec le QG. Attention ! Soupçons de quantité anormale! Le ménage de fatma siby avec une taille de 11 personnes a consommé 8.5 Kg en taille unique de Oignon frais qui est relativement élevé comme consommation par rapport à la condition de vie des autres ménages de même taille dans cette zone. Prière de corriger ou de confirmer avec le QG. Avertissement!! La quantité (4 litre) du produit Huile de soja  consommée  par le ménage semble très élevé, prière de corriger ou confirmer avec le QG. Avertissement!!! Le ménage a consommé 1 Paquet Petit de Thé en sachet, cette quantité semble anormale pour une consommation des 7 derniers jours.Prière de corriger ou de confirmer avec le QG. Avertissement!!! Le ménage a consommé 15 Pièce Tres petit de Viande de boeuf: Abats et tripes (foie, rognon, etc.), cette quantité semble anormale pour une consommation des 7 derniers jours.Prière de corriger ou de confirmer avec le QG. Avertissement!!! Le ménage a consommé 28 Cuillère Petit de Miel, cette quantité semble anormale pour une consommation des 7 derniers jours.Prière de corriger ou de confirmer avec le QG. Difficile de consommer le Sel en Sachets industriel Petit prière de verifier. Le prix d'achat unitaire (1 Fcfa) de Beignets de farine de boulangerie en Sachets de taille Tres petit  est invraisemblable, prière de regarder les reponses prises dans les questions s07bq07a s07bq07b s07bq07c s07bq08 pour mieux corriger.</w:t>
       </w:r>
     </w:p>
     <w:p>
@@ -2440,7 +2440,7 @@
         <w:rPr>
           <w:sz w:val="20"/>
         </w:rPr>
-        <w:t>- Le montant dépensé de L'entreprise vente de paune à domicile pour l'achat de ces marchandises revendues en état, sans transformation ne peut être supérieur aux montants obtenus sur la revente de marchandises achetées et revendues en état au cours des 30 derniers jours ou durant le dernier mois où l'entreprise a fonctionné (s10q47 &gt; s10q46), prière de corriger.</w:t>
+        <w:t>- Le salaire qu'une personne de cette catégorie (10.62) a travaillé(e) dans cette entreprise vente de paune à domicile est élevé ou faible. Prière de confirmer cette information avec le QG ou de corriger.</w:t>
       </w:r>
     </w:p>
     <w:p>
@@ -2485,8 +2485,6 @@
         <w:t xml:space="preserve">- Attention ! Fer à repasser à charbon a été achété à 15000 Fcfa est relativement élevé par rapport aux autres prix d'achat observés dans cette zone. Prière de corriger ou de confirmer avec le QG. </w:t>
         <w:br/>
         <w:t xml:space="preserve">- Attention ! Réfrigérateur a été achété à 450000 Fcfa est relativement élevé par rapport aux autres prix d'achat observés dans cette zone. Prière de corriger ou de confirmer avec le QG. </w:t>
-        <w:br/>
-        <w:t xml:space="preserve">- Attention ! Salon  (Fauteuils et table basse) a été achété à 800000 Fcfa est relativement élevé par rapport aux autres prix d'achat observés dans cette zone. Prière de corriger ou de confirmer avec le QG. </w:t>
         <w:br/>
         <w:t xml:space="preserve">- Attention ! Tapis a été achété à 220000 Fcfa est relativement élevé par rapport aux autres prix d'achat observés dans cette zone. Prière de corriger ou de confirmer avec le QG. Attention ! Tapis a été revendu à 75000 Fcfa qui est relativement élevé par rapport aux autres prix de revente observés dans cette zone. Prière de corriger ou de confirmer avec le QG. </w:t>
         <w:br/>
@@ -3583,7 +3581,7 @@
         <w:rPr>
           <w:sz w:val="20"/>
         </w:rPr>
-        <w:t>- Attention ! Le prix unitaire d'achat (200 Fcfa) de Mayonnaise en Sachets (Petit) est relativement élevé par rapport aux autres prix observés dans cette zone. Prière de corriger ou de confirmer avec le QG. Attention ! Le prix unitaire d'achat (650 Fcfa) de Sucre en poudre  en Kg (taille unique) est relativement élevé par rapport aux autres prix observés dans cette zone. Prière de corriger ou de confirmer avec le QG.</w:t>
+        <w:t>- Attention ! Le prix unitaire d'achat (200 Fcfa) de  en Pièce (Moyen) est relativement faible par rapport aux autres prix observés dans cette zone. Prière de corriger ou de confirmer avec le QG. Attention ! Le prix unitaire d'achat (200 Fcfa) de Mayonnaise en Sachets (Petit) est relativement élevé par rapport aux autres prix observés dans cette zone. Prière de corriger ou de confirmer avec le QG. Attention ! Le prix unitaire d'achat (650 Fcfa) de Sucre en poudre  en Kg (taille unique) est relativement élevé par rapport aux autres prix observés dans cette zone. Prière de corriger ou de confirmer avec le QG.</w:t>
       </w:r>
     </w:p>
     <w:p>
@@ -4164,7 +4162,7 @@
         <w:rPr>
           <w:sz w:val="20"/>
         </w:rPr>
-        <w:t>- La dernière fois que vous avez acheté Conserves de poisson  est don et semble exister dans les modalités, prière de prendre attache avec le QG pour plus d'explication afin de la classer bien. Attention ! Le prix unitaire d'achat (100 Fcfa) de Pain moderne (Baguette) en miche (Moyen) est relativement faible par rapport aux autres prix observés dans cette zone. Prière de corriger ou de confirmer avec le QG. Attention ! Le prix unitaire d'achat (100 Fcfa) de Piment frais en Pièce (Petit) est relativement élevé par rapport aux autres prix observés dans cette zone. Prière de corriger ou de confirmer avec le QG. Attention ! Le prix unitaire d'achat (100 Fcfa) de Piment séché en Sachets (Tres petit) est relativement élevé par rapport aux autres prix observés dans cette zone. Prière de corriger ou de confirmer avec le QG. Attention ! Le prix unitaire d'achat (100 Fcfa) de Poivre en Sachets (Tres petit) est relativement élevé par rapport aux autres prix observés dans cette zone. Prière de corriger ou de confirmer avec le QG. Attention ! Le prix unitaire d'achat (100 Fcfa) de Saucisson/saucisses en Morceau (Portion) (Tres petit) est relativement élevé par rapport aux autres prix observés dans cette zone. Prière de corriger ou de confirmer avec le QG. Attention ! Le prix unitaire d'achat (2000 Fcfa) de Concentré de tomate en Sachets (Petit) est relativement élevé par rapport aux autres prix observés dans cette zone. Prière de corriger ou de confirmer avec le QG. Attention ! Le prix unitaire d'achat (600 Fcfa) de Lait concentré non-sucré en Boite (Autre que la boite/pot de tomate) (Petit) est relativement élevé par rapport aux autres prix observés dans cette zone. Prière de corriger ou de confirmer avec le QG. Attention ! Le prix unitaire d'achat (800 Fcfa) de Oignon frais en Kg (taille unique) est relativement élevé par rapport aux autres prix observés dans cette zone. Prière de corriger ou de confirmer avec le QG. Attention ! Soupçons de quantité anormale! Le ménage de Rokhaya thiaw avec une taille de 6 personnes a consommé 2 Sachets industriel en Moyen de Lait en poudre qui est relativement élevé comme consommation par rapport à la condition de vie des autres ménages de même taille dans cette zone. Prière de corriger ou de confirmer avec le QG. Avertissement!! La quantité (3.75 litre) du produit Huile de soja  consommée  par le ménage semble très élevé, prière de corriger ou confirmer avec le QG. Attention ! Le prix unitaire d'achat (500 Fcfa) de Huile de soja  en Litre (taille unique) est relativement faible par rapport aux autres prix observés dans cette zone. Prière de corriger ou de confirmer avec le QG. Avertissement!!! Le ménage a consommé 10 Pièce Petit de Caramel, bonbons, confiseries, etc., cette quantité semble anormale pour une consommation des 7 derniers jours.Prière de corriger ou de confirmer avec le QG. Difficile de consommer le Sel en Sachets industriel Petit prière de verifier. Incohérence!! Dans ce ménage, chaque individus consomme par jour 44.1219 Kg  de cereale; Prière de revoir les quantités prises de ces produits. Incohérence!! Dans ce ménage, chaque individus consomme par jour 44.1219 Kg  de cereale; Prière de revoir les quantités prises de ces produits. Attention ! Le prix unitaire d'achat (250 Fcfa) de Riz importé parfumé en Kg (taille unique) est relativement faible par rapport aux autres prix observés dans cette zone. Prière de corriger ou de confirmer avec le QG.</w:t>
+        <w:t>- La dernière fois que vous avez acheté Conserves de poisson  est don et semble exister dans les modalités, prière de prendre attache avec le QG pour plus d'explication afin de la classer bien. Attention ! Soupçons de quantité anormale! Le ménage de Rokhaya thiaw avec une taille de 6 personnes a consommé 3 Boite (Autre que la boite/pot de tomate) en Moyen de Conserves de poisson  qui est relativement élevé comme consommation par rapport à la condition de vie des autres ménages de même taille dans cette zone. Prière de corriger ou de confirmer avec le QG. Attention ! Le prix unitaire d'achat (100 Fcfa) de Pain moderne (Baguette) en miche (Moyen) est relativement faible par rapport aux autres prix observés dans cette zone. Prière de corriger ou de confirmer avec le QG. Attention ! Le prix unitaire d'achat (100 Fcfa) de Pain moderne (Rond) en Pièce (Moyen) est relativement faible par rapport aux autres prix observés dans cette zone. Prière de corriger ou de confirmer avec le QG. Attention ! Le prix unitaire d'achat (100 Fcfa) de Piment frais en Pièce (Petit) est relativement élevé par rapport aux autres prix observés dans cette zone. Prière de corriger ou de confirmer avec le QG. Attention ! Le prix unitaire d'achat (100 Fcfa) de Piment séché en Sachets (Tres petit) est relativement élevé par rapport aux autres prix observés dans cette zone. Prière de corriger ou de confirmer avec le QG. Attention ! Le prix unitaire d'achat (100 Fcfa) de Poivre en Sachets (Tres petit) est relativement élevé par rapport aux autres prix observés dans cette zone. Prière de corriger ou de confirmer avec le QG. Attention ! Le prix unitaire d'achat (100 Fcfa) de Saucisson/saucisses en Morceau (Portion) (Tres petit) est relativement élevé par rapport aux autres prix observés dans cette zone. Prière de corriger ou de confirmer avec le QG. Attention ! Le prix unitaire d'achat (200 Fcfa) de Carotte en Pièce (Moyen) est relativement élevé par rapport aux autres prix observés dans cette zone. Prière de corriger ou de confirmer avec le QG. Attention ! Le prix unitaire d'achat (200 Fcfa) de Citron en Tas (Tres petit) est relativement élevé par rapport aux autres prix observés dans cette zone. Prière de corriger ou de confirmer avec le QG. Attention ! Le prix unitaire d'achat (2000 Fcfa) de Concentré de tomate en Sachets (Petit) est relativement élevé par rapport aux autres prix observés dans cette zone. Prière de corriger ou de confirmer avec le QG. Attention ! Le prix unitaire d'achat (2000 Fcfa) de Pâte d'arachide en Kg (taille unique) est relativement élevé par rapport aux autres prix observés dans cette zone. Prière de corriger ou de confirmer avec le QG. Attention ! Le prix unitaire d'achat (500 Fcfa) de Capitaine frais en Pièce (Moyen) est relativement élevé par rapport aux autres prix observés dans cette zone. Prière de corriger ou de confirmer avec le QG. Attention ! Le prix unitaire d'achat (600 Fcfa) de Lait concentré non-sucré en Boite (Autre que la boite/pot de tomate) (Petit) est relativement élevé par rapport aux autres prix observés dans cette zone. Prière de corriger ou de confirmer avec le QG. Attention ! Le prix unitaire d'achat (800 Fcfa) de Oignon frais en Kg (taille unique) est relativement élevé par rapport aux autres prix observés dans cette zone. Prière de corriger ou de confirmer avec le QG. Attention ! Soupçons de quantité anormale! Le ménage de Rokhaya thiaw avec une taille de 6 personnes a consommé 12 Gousse en Petit de Ail qui est relativement élevé comme consommation par rapport à la condition de vie des autres ménages de même taille dans cette zone. Prière de corriger ou de confirmer avec le QG. Attention ! Soupçons de quantité anormale! Le ménage de Rokhaya thiaw avec une taille de 6 personnes a consommé 2 Sachets industriel en Moyen de Lait en poudre qui est relativement élevé comme consommation par rapport à la condition de vie des autres ménages de même taille dans cette zone. Prière de corriger ou de confirmer avec le QG. Avertissement!! La quantité (3.75 litre) du produit Huile de soja  consommée  par le ménage semble très élevé, prière de corriger ou confirmer avec le QG. Attention ! Le prix unitaire d'achat (500 Fcfa) de Huile de soja  en Litre (taille unique) est relativement faible par rapport aux autres prix observés dans cette zone. Prière de corriger ou de confirmer avec le QG. Avertissement!!! Le ménage a consommé 10 Pièce Petit de Caramel, bonbons, confiseries, etc., cette quantité semble anormale pour une consommation des 7 derniers jours.Prière de corriger ou de confirmer avec le QG. Difficile de consommer le Sel en Sachets industriel Petit prière de verifier. Incohérence!! Dans ce ménage, chaque individus consomme par jour 76.33024 Kg  de cereale; Prière de revoir les quantités prises de ces produits. Incohérence!! Dans ce ménage, chaque individus consomme par jour 76.33024 Kg  de cereale; Prière de revoir les quantités prises de ces produits. Attention ! Le prix unitaire d'achat (250 Fcfa) de Riz importé parfumé en Kg (taille unique) est relativement faible par rapport aux autres prix observés dans cette zone. Prière de corriger ou de confirmer avec le QG.</w:t>
       </w:r>
     </w:p>
     <w:p>
@@ -4626,7 +4624,7 @@
         <w:rPr>
           <w:sz w:val="20"/>
         </w:rPr>
-        <w:t>- Il est obligatoire de prendre les coordonnées Gps avant d'administrer le questionnaire. Prière de prendre les coordonnées GPS.</w:t>
+        <w:t>- Le questionnaire semble ne pas être complètement fini mais le questionnaire est en statut complet, prière de compléter le questionnaire. Il est obligatoire de prendre les coordonnées Gps avant d'administrer le questionnaire. Prière de prendre les coordonnées GPS.</w:t>
       </w:r>
     </w:p>
     <w:p>
@@ -4692,6 +4690,27 @@
           <w:sz w:val="20"/>
         </w:rPr>
         <w:t>- Attention ! Le nombre de jours que SEYDOU DRAME a travaillés par mois semble être inférieur à 15. Veuillez, s'il vous plaît, confirmer cette information.</w:t>
+      </w:r>
+    </w:p>
+    <w:p>
+      <w:r>
+        <w:rPr>
+          <w:b/>
+          <w:color w:val="4672C4"/>
+          <w:sz w:val="22"/>
+        </w:rPr>
+        <w:t>&gt;&gt; Section7b - Consommation alimentaire - 7 jours</w:t>
+      </w:r>
+    </w:p>
+    <w:p>
+      <w:pPr>
+        <w:ind w:left="283"/>
+      </w:pPr>
+      <w:r>
+        <w:rPr>
+          <w:sz w:val="20"/>
+        </w:rPr>
+        <w:t>- Attention ! Le prix unitaire d'achat (200 Fcfa) de Pain moderne (Rond) en Pièce (Moyen) est relativement élevé par rapport aux autres prix observés dans cette zone. Prière de corriger ou de confirmer avec le QG.</w:t>
       </w:r>
     </w:p>
     <w:p>
@@ -6148,7 +6167,7 @@
         <w:rPr>
           <w:sz w:val="20"/>
         </w:rPr>
-        <w:t>- Attention ! Le prix unitaire d'achat (150 Fcfa) de Aubergine   en Pièce (Moyen) est relativement élevé par rapport aux autres prix observés dans cette zone. Prière de corriger ou de confirmer avec le QG. Attention ! Le prix unitaire d'achat (3000 Fcfa) de Ail en Kg (taille unique) est relativement élevé par rapport aux autres prix observés dans cette zone. Prière de corriger ou de confirmer avec le QG. Attention ! Le prix unitaire d'achat (5000 Fcfa) de Viande de poulet entier en Pièce (Grand) est relativement élevé par rapport aux autres prix observés dans cette zone. Prière de corriger ou de confirmer avec le QG. Avertissement!!! Le ménage a consommé 1 Bidon 20l taille unique de Huile d'arachide raffinée, cette quantité semble anormale pour une consommation des 7 derniers jours, prière de verifier et corriger. Le ménage a consommé 1 Sac (50 Kg) taille unique de Riz local Gambiaka, cette quantité semble anormale pour une consommation des 7 derniers jours. prière de verifier et corriger ou confirmer avec le QG. Le prix d'achat unitaire (1 Fcfa) de Carotte en Pièce de taille Petit  est invraisemblable, prière de regarder les reponses prises dans les questions s07bq07a s07bq07b s07bq07c s07bq08 pour mieux corriger. Attention ! Le prix unitaire d'achat (1 Fcfa) de Carotte en Pièce (Petit) est relativement faible par rapport aux autres prix observés dans cette zone. Prière de corriger ou de confirmer avec le QG.</w:t>
+        <w:t>- Attention ! Le prix unitaire d'achat (150 Fcfa) de Aubergine   en Pièce (Moyen) est relativement élevé par rapport aux autres prix observés dans cette zone. Prière de corriger ou de confirmer avec le QG. Attention ! Le prix unitaire d'achat (300 Fcfa) de Concombre en Pièce (Moyen) est relativement élevé par rapport aux autres prix observés dans cette zone. Prière de corriger ou de confirmer avec le QG. Attention ! Le prix unitaire d'achat (3000 Fcfa) de Ail en Kg (taille unique) est relativement élevé par rapport aux autres prix observés dans cette zone. Prière de corriger ou de confirmer avec le QG. Attention ! Le prix unitaire d'achat (5000 Fcfa) de Viande de poulet entier en Pièce (Grand) est relativement élevé par rapport aux autres prix observés dans cette zone. Prière de corriger ou de confirmer avec le QG. Attention ! Le prix unitaire d'achat (6500 Fcfa) de Sucre en poudre  en Sac (5 Kg) (taille unique) est relativement élevé par rapport aux autres prix observés dans cette zone. Prière de corriger ou de confirmer avec le QG. Avertissement!!! Le ménage a consommé 1 Bidon 20l taille unique de Huile d'arachide raffinée, cette quantité semble anormale pour une consommation des 7 derniers jours, prière de verifier et corriger. Le ménage a consommé 1 Sac (50 Kg) taille unique de Riz local Gambiaka, cette quantité semble anormale pour une consommation des 7 derniers jours. prière de verifier et corriger ou confirmer avec le QG. Le prix d'achat unitaire (1 Fcfa) de Carotte en Pièce de taille Petit  est invraisemblable, prière de regarder les reponses prises dans les questions s07bq07a s07bq07b s07bq07c s07bq08 pour mieux corriger. Attention ! Le prix unitaire d'achat (1 Fcfa) de Carotte en Pièce (Petit) est relativement faible par rapport aux autres prix observés dans cette zone. Prière de corriger ou de confirmer avec le QG.</w:t>
       </w:r>
     </w:p>
     <w:p>
@@ -6700,7 +6719,7 @@
         <w:rPr>
           <w:sz w:val="20"/>
         </w:rPr>
-        <w:t>- Attention ! Le prix unitaire d'achat (100 Fcfa) de Banane douce en Pièce (Moyen) est relativement faible par rapport aux autres prix observés dans cette zone. Prière de corriger ou de confirmer avec le QG. Attention ! Le prix unitaire d'achat (1000 Fcfa) de Café moulu en Sachets (Petit) est relativement élevé par rapport aux autres prix observés dans cette zone. Prière de corriger ou de confirmer avec le QG. Le ménage a consommé 1 Sac (25 Kg) taille unique de Riz importé parfumé, cette quantité semble anormale pour une consommation des 7 derniers jours. prière de verifier et corriger ou confirmer avec le QG.</w:t>
+        <w:t>- Attention ! Le prix unitaire d'achat (1000 Fcfa) de Café moulu en Sachets (Petit) est relativement élevé par rapport aux autres prix observés dans cette zone. Prière de corriger ou de confirmer avec le QG. Le ménage a consommé 1 Sac (25 Kg) taille unique de Riz importé parfumé, cette quantité semble anormale pour une consommation des 7 derniers jours. prière de verifier et corriger ou confirmer avec le QG.</w:t>
       </w:r>
     </w:p>
     <w:p>
